--- a/kuis 1/wadah/KUIS 1 KODE B_1D_06_DANDI AZRUL SYAHPUTRA.docx
+++ b/kuis 1/wadah/KUIS 1 KODE B_1D_06_DANDI AZRUL SYAHPUTRA.docx
@@ -68,6 +68,14 @@
           <w:szCs w:val="24"/>
         </w:rPr>
         <w:t xml:space="preserve">Link git : </w:t>
+      </w:r>
+      <w:r>
+        <w:rPr>
+          <w:rFonts w:ascii="Times New Roman" w:hAnsi="Times New Roman" w:cs="Times New Roman"/>
+          <w:sz w:val="24"/>
+          <w:szCs w:val="24"/>
+        </w:rPr>
+        <w:t>github saya error pak tetapi sudah saya kasih semua kodenya.Terima kasih!!</w:t>
       </w:r>
       <w:bookmarkStart w:id="0" w:name="_GoBack"/>
       <w:bookmarkEnd w:id="0"/>
